--- a/Assignment/Module 6 – HTML, CSS and JS in PHP Assignment.docx
+++ b/Assignment/Module 6 – HTML, CSS and JS in PHP Assignment.docx
@@ -302,49 +302,7 @@
             <w14:round/>
           </w14:textOutline>
         </w:rPr>
-        <w:t>HTML (</w:t>
-      </w:r>
-      <w:proofErr w:type="spellStart"/>
-      <w:r>
-        <w:rPr>
-          <w:b/>
-          <w:bCs/>
-          <w:color w:val="000000" w:themeColor="text1"/>
-          <w:sz w:val="32"/>
-          <w:szCs w:val="32"/>
-          <w14:shadow w14:blurRad="38100" w14:dist="19050" w14:dir="2700000" w14:sx="100000" w14:sy="100000" w14:kx="0" w14:ky="0" w14:algn="tl">
-            <w14:schemeClr w14:val="dk1">
-              <w14:alpha w14:val="60000"/>
-            </w14:schemeClr>
-          </w14:shadow>
-          <w14:textOutline w14:w="0" w14:cap="flat" w14:cmpd="sng" w14:algn="ctr">
-            <w14:noFill/>
-            <w14:prstDash w14:val="solid"/>
-            <w14:round/>
-          </w14:textOutline>
-        </w:rPr>
-        <w:t>HyperText</w:t>
-      </w:r>
-      <w:proofErr w:type="spellEnd"/>
-      <w:r>
-        <w:rPr>
-          <w:b/>
-          <w:bCs/>
-          <w:color w:val="000000" w:themeColor="text1"/>
-          <w:sz w:val="32"/>
-          <w:szCs w:val="32"/>
-          <w14:shadow w14:blurRad="38100" w14:dist="19050" w14:dir="2700000" w14:sx="100000" w14:sy="100000" w14:kx="0" w14:ky="0" w14:algn="tl">
-            <w14:schemeClr w14:val="dk1">
-              <w14:alpha w14:val="60000"/>
-            </w14:schemeClr>
-          </w14:shadow>
-          <w14:textOutline w14:w="0" w14:cap="flat" w14:cmpd="sng" w14:algn="ctr">
-            <w14:noFill/>
-            <w14:prstDash w14:val="solid"/>
-            <w14:round/>
-          </w14:textOutline>
-        </w:rPr>
-        <w:t xml:space="preserve"> Markup Language)</w:t>
+        <w:t>HTML (HyperText Markup Language)</w:t>
       </w:r>
       <w:r>
         <w:rPr>
@@ -8510,7 +8468,6 @@
                 </w14:textOutline>
               </w:rPr>
             </w:pPr>
-            <w:proofErr w:type="spellStart"/>
             <w:r>
               <w:rPr>
                 <w:color w:val="C00000"/>
@@ -8527,26 +8484,7 @@
                   <w14:round/>
                 </w14:textOutline>
               </w:rPr>
-              <w:t>HyperText</w:t>
-            </w:r>
-            <w:proofErr w:type="spellEnd"/>
-            <w:r>
-              <w:rPr>
-                <w:color w:val="C00000"/>
-                <w:sz w:val="24"/>
-                <w:szCs w:val="24"/>
-                <w14:shadow w14:blurRad="38100" w14:dist="19050" w14:dir="2700000" w14:sx="100000" w14:sy="100000" w14:kx="0" w14:ky="0" w14:algn="tl">
-                  <w14:schemeClr w14:val="dk1">
-                    <w14:alpha w14:val="60000"/>
-                  </w14:schemeClr>
-                </w14:shadow>
-                <w14:textOutline w14:w="0" w14:cap="flat" w14:cmpd="sng" w14:algn="ctr">
-                  <w14:noFill/>
-                  <w14:prstDash w14:val="solid"/>
-                  <w14:round/>
-                </w14:textOutline>
-              </w:rPr>
-              <w:t xml:space="preserve"> Markup Language</w:t>
+              <w:t>HyperText Markup Language</w:t>
             </w:r>
           </w:p>
         </w:tc>
@@ -19156,10 +19094,13 @@
             <w14:round/>
           </w14:textOutline>
         </w:rPr>
-        <w:t xml:space="preserve">    text-align: </w:t>
-      </w:r>
-      <w:proofErr w:type="spellStart"/>
-      <w:r>
+        <w:t xml:space="preserve">    text-align: center;</w:t>
+      </w:r>
+    </w:p>
+    <w:p>
+      <w:pPr>
+        <w:shd w:val="clear" w:color="auto" w:fill="FFFF00"/>
+        <w:spacing w:line="240" w:lineRule="auto"/>
         <w:rPr>
           <w:color w:val="000000" w:themeColor="text1"/>
           <w:sz w:val="20"/>
@@ -19175,9 +19116,7 @@
             <w14:round/>
           </w14:textOutline>
         </w:rPr>
-        <w:t>center</w:t>
-      </w:r>
-      <w:proofErr w:type="spellEnd"/>
+      </w:pPr>
       <w:r>
         <w:rPr>
           <w:color w:val="000000" w:themeColor="text1"/>
@@ -19194,7 +19133,7 @@
             <w14:round/>
           </w14:textOutline>
         </w:rPr>
-        <w:t>;</w:t>
+        <w:t xml:space="preserve">    padding: 20px;</w:t>
       </w:r>
     </w:p>
     <w:p>
@@ -19233,7 +19172,7 @@
             <w14:round/>
           </w14:textOutline>
         </w:rPr>
-        <w:t xml:space="preserve">    padding: 20px;</w:t>
+        <w:t>}</w:t>
       </w:r>
     </w:p>
     <w:p>
@@ -19256,7 +19195,11 @@
           </w14:textOutline>
         </w:rPr>
       </w:pPr>
-      <w:r>
+    </w:p>
+    <w:p>
+      <w:pPr>
+        <w:shd w:val="clear" w:color="auto" w:fill="FFFF00"/>
+        <w:spacing w:line="240" w:lineRule="auto"/>
         <w:rPr>
           <w:color w:val="000000" w:themeColor="text1"/>
           <w:sz w:val="20"/>
@@ -19272,13 +19215,8 @@
             <w14:round/>
           </w14:textOutline>
         </w:rPr>
-        <w:t>}</w:t>
-      </w:r>
-    </w:p>
-    <w:p>
-      <w:pPr>
-        <w:shd w:val="clear" w:color="auto" w:fill="FFFF00"/>
-        <w:spacing w:line="240" w:lineRule="auto"/>
+      </w:pPr>
+      <w:r>
         <w:rPr>
           <w:color w:val="000000" w:themeColor="text1"/>
           <w:sz w:val="20"/>
@@ -19294,7 +19232,8 @@
             <w14:round/>
           </w14:textOutline>
         </w:rPr>
-      </w:pPr>
+        <w:t>/* Navigation Bar Style */</w:t>
+      </w:r>
     </w:p>
     <w:p>
       <w:pPr>
@@ -19332,7 +19271,7 @@
             <w14:round/>
           </w14:textOutline>
         </w:rPr>
-        <w:t>/* Navigation Bar Style */</w:t>
+        <w:t>nav {</w:t>
       </w:r>
     </w:p>
     <w:p>
@@ -19371,13 +19310,10 @@
             <w14:round/>
           </w14:textOutline>
         </w:rPr>
-        <w:t>nav {</w:t>
-      </w:r>
-    </w:p>
-    <w:p>
-      <w:pPr>
-        <w:shd w:val="clear" w:color="auto" w:fill="FFFF00"/>
-        <w:spacing w:line="240" w:lineRule="auto"/>
+        <w:t xml:space="preserve">    background-</w:t>
+      </w:r>
+      <w:proofErr w:type="spellStart"/>
+      <w:r>
         <w:rPr>
           <w:color w:val="000000" w:themeColor="text1"/>
           <w:sz w:val="20"/>
@@ -19393,7 +19329,9 @@
             <w14:round/>
           </w14:textOutline>
         </w:rPr>
-      </w:pPr>
+        <w:t>color</w:t>
+      </w:r>
+      <w:proofErr w:type="spellEnd"/>
       <w:r>
         <w:rPr>
           <w:color w:val="000000" w:themeColor="text1"/>
@@ -19410,10 +19348,13 @@
             <w14:round/>
           </w14:textOutline>
         </w:rPr>
-        <w:t xml:space="preserve">    background-</w:t>
-      </w:r>
-      <w:proofErr w:type="spellStart"/>
-      <w:r>
+        <w:t>: #333;</w:t>
+      </w:r>
+    </w:p>
+    <w:p>
+      <w:pPr>
+        <w:shd w:val="clear" w:color="auto" w:fill="FFFF00"/>
+        <w:spacing w:line="240" w:lineRule="auto"/>
         <w:rPr>
           <w:color w:val="000000" w:themeColor="text1"/>
           <w:sz w:val="20"/>
@@ -19429,9 +19370,7 @@
             <w14:round/>
           </w14:textOutline>
         </w:rPr>
-        <w:t>color</w:t>
-      </w:r>
-      <w:proofErr w:type="spellEnd"/>
+      </w:pPr>
       <w:r>
         <w:rPr>
           <w:color w:val="000000" w:themeColor="text1"/>
@@ -19448,7 +19387,7 @@
             <w14:round/>
           </w14:textOutline>
         </w:rPr>
-        <w:t>: #333;</w:t>
+        <w:t xml:space="preserve">    text-align: center;</w:t>
       </w:r>
     </w:p>
     <w:p>
@@ -19487,10 +19426,13 @@
             <w14:round/>
           </w14:textOutline>
         </w:rPr>
-        <w:t xml:space="preserve">    text-align: </w:t>
-      </w:r>
-      <w:proofErr w:type="spellStart"/>
-      <w:r>
+        <w:t xml:space="preserve">    padding: 10px 0;</w:t>
+      </w:r>
+    </w:p>
+    <w:p>
+      <w:pPr>
+        <w:shd w:val="clear" w:color="auto" w:fill="FFFF00"/>
+        <w:spacing w:line="240" w:lineRule="auto"/>
         <w:rPr>
           <w:color w:val="000000" w:themeColor="text1"/>
           <w:sz w:val="20"/>
@@ -19506,9 +19448,7 @@
             <w14:round/>
           </w14:textOutline>
         </w:rPr>
-        <w:t>center</w:t>
-      </w:r>
-      <w:proofErr w:type="spellEnd"/>
+      </w:pPr>
       <w:r>
         <w:rPr>
           <w:color w:val="000000" w:themeColor="text1"/>
@@ -19525,7 +19465,8 @@
             <w14:round/>
           </w14:textOutline>
         </w:rPr>
-        <w:t>;</w:t>
+        <w:lastRenderedPageBreak/>
+        <w:t>}</w:t>
       </w:r>
     </w:p>
     <w:p>
@@ -19548,7 +19489,11 @@
           </w14:textOutline>
         </w:rPr>
       </w:pPr>
-      <w:r>
+    </w:p>
+    <w:p>
+      <w:pPr>
+        <w:shd w:val="clear" w:color="auto" w:fill="FFFF00"/>
+        <w:spacing w:line="240" w:lineRule="auto"/>
         <w:rPr>
           <w:color w:val="000000" w:themeColor="text1"/>
           <w:sz w:val="20"/>
@@ -19564,13 +19509,8 @@
             <w14:round/>
           </w14:textOutline>
         </w:rPr>
-        <w:t xml:space="preserve">    padding: 10px 0;</w:t>
-      </w:r>
-    </w:p>
-    <w:p>
-      <w:pPr>
-        <w:shd w:val="clear" w:color="auto" w:fill="FFFF00"/>
-        <w:spacing w:line="240" w:lineRule="auto"/>
+      </w:pPr>
+      <w:r>
         <w:rPr>
           <w:color w:val="000000" w:themeColor="text1"/>
           <w:sz w:val="20"/>
@@ -19586,8 +19526,13 @@
             <w14:round/>
           </w14:textOutline>
         </w:rPr>
-      </w:pPr>
-      <w:r>
+        <w:t>nav a {</w:t>
+      </w:r>
+    </w:p>
+    <w:p>
+      <w:pPr>
+        <w:shd w:val="clear" w:color="auto" w:fill="FFFF00"/>
+        <w:spacing w:line="240" w:lineRule="auto"/>
         <w:rPr>
           <w:color w:val="000000" w:themeColor="text1"/>
           <w:sz w:val="20"/>
@@ -19603,14 +19548,8 @@
             <w14:round/>
           </w14:textOutline>
         </w:rPr>
-        <w:lastRenderedPageBreak/>
-        <w:t>}</w:t>
-      </w:r>
-    </w:p>
-    <w:p>
-      <w:pPr>
-        <w:shd w:val="clear" w:color="auto" w:fill="FFFF00"/>
-        <w:spacing w:line="240" w:lineRule="auto"/>
+      </w:pPr>
+      <w:r>
         <w:rPr>
           <w:color w:val="000000" w:themeColor="text1"/>
           <w:sz w:val="20"/>
@@ -19626,12 +19565,10 @@
             <w14:round/>
           </w14:textOutline>
         </w:rPr>
-      </w:pPr>
-    </w:p>
-    <w:p>
-      <w:pPr>
-        <w:shd w:val="clear" w:color="auto" w:fill="FFFF00"/>
-        <w:spacing w:line="240" w:lineRule="auto"/>
+        <w:t xml:space="preserve">    </w:t>
+      </w:r>
+      <w:proofErr w:type="spellStart"/>
+      <w:r>
         <w:rPr>
           <w:color w:val="000000" w:themeColor="text1"/>
           <w:sz w:val="20"/>
@@ -19647,7 +19584,9 @@
             <w14:round/>
           </w14:textOutline>
         </w:rPr>
-      </w:pPr>
+        <w:t>color</w:t>
+      </w:r>
+      <w:proofErr w:type="spellEnd"/>
       <w:r>
         <w:rPr>
           <w:color w:val="000000" w:themeColor="text1"/>
@@ -19664,7 +19603,7 @@
             <w14:round/>
           </w14:textOutline>
         </w:rPr>
-        <w:t>nav a {</w:t>
+        <w:t>: white;</w:t>
       </w:r>
     </w:p>
     <w:p>
@@ -19703,10 +19642,13 @@
             <w14:round/>
           </w14:textOutline>
         </w:rPr>
-        <w:t xml:space="preserve">    </w:t>
-      </w:r>
-      <w:proofErr w:type="spellStart"/>
-      <w:r>
+        <w:t xml:space="preserve">    text-decoration: none;</w:t>
+      </w:r>
+    </w:p>
+    <w:p>
+      <w:pPr>
+        <w:shd w:val="clear" w:color="auto" w:fill="FFFF00"/>
+        <w:spacing w:line="240" w:lineRule="auto"/>
         <w:rPr>
           <w:color w:val="000000" w:themeColor="text1"/>
           <w:sz w:val="20"/>
@@ -19722,9 +19664,7 @@
             <w14:round/>
           </w14:textOutline>
         </w:rPr>
-        <w:t>color</w:t>
-      </w:r>
-      <w:proofErr w:type="spellEnd"/>
+      </w:pPr>
       <w:r>
         <w:rPr>
           <w:color w:val="000000" w:themeColor="text1"/>
@@ -19741,7 +19681,7 @@
             <w14:round/>
           </w14:textOutline>
         </w:rPr>
-        <w:t>: white;</w:t>
+        <w:t xml:space="preserve">    margin: 0 15px;</w:t>
       </w:r>
     </w:p>
     <w:p>
@@ -19780,7 +19720,7 @@
             <w14:round/>
           </w14:textOutline>
         </w:rPr>
-        <w:t xml:space="preserve">    text-decoration: none;</w:t>
+        <w:t xml:space="preserve">    font-size: 18px;</w:t>
       </w:r>
     </w:p>
     <w:p>
@@ -19819,7 +19759,7 @@
             <w14:round/>
           </w14:textOutline>
         </w:rPr>
-        <w:t xml:space="preserve">    margin: 0 15px;</w:t>
+        <w:t>}</w:t>
       </w:r>
     </w:p>
     <w:p>
@@ -19842,7 +19782,11 @@
           </w14:textOutline>
         </w:rPr>
       </w:pPr>
-      <w:r>
+    </w:p>
+    <w:p>
+      <w:pPr>
+        <w:shd w:val="clear" w:color="auto" w:fill="FFFF00"/>
+        <w:spacing w:line="240" w:lineRule="auto"/>
         <w:rPr>
           <w:color w:val="000000" w:themeColor="text1"/>
           <w:sz w:val="20"/>
@@ -19858,13 +19802,8 @@
             <w14:round/>
           </w14:textOutline>
         </w:rPr>
-        <w:t xml:space="preserve">    font-size: 18px;</w:t>
-      </w:r>
-    </w:p>
-    <w:p>
-      <w:pPr>
-        <w:shd w:val="clear" w:color="auto" w:fill="FFFF00"/>
-        <w:spacing w:line="240" w:lineRule="auto"/>
+      </w:pPr>
+      <w:r>
         <w:rPr>
           <w:color w:val="000000" w:themeColor="text1"/>
           <w:sz w:val="20"/>
@@ -19880,7 +19819,9 @@
             <w14:round/>
           </w14:textOutline>
         </w:rPr>
-      </w:pPr>
+        <w:t xml:space="preserve">nav </w:t>
+      </w:r>
+      <w:proofErr w:type="gramStart"/>
       <w:r>
         <w:rPr>
           <w:color w:val="000000" w:themeColor="text1"/>
@@ -19897,13 +19838,10 @@
             <w14:round/>
           </w14:textOutline>
         </w:rPr>
-        <w:t>}</w:t>
-      </w:r>
-    </w:p>
-    <w:p>
-      <w:pPr>
-        <w:shd w:val="clear" w:color="auto" w:fill="FFFF00"/>
-        <w:spacing w:line="240" w:lineRule="auto"/>
+        <w:t>a:hover</w:t>
+      </w:r>
+      <w:proofErr w:type="gramEnd"/>
+      <w:r>
         <w:rPr>
           <w:color w:val="000000" w:themeColor="text1"/>
           <w:sz w:val="20"/>
@@ -19919,7 +19857,8 @@
             <w14:round/>
           </w14:textOutline>
         </w:rPr>
-      </w:pPr>
+        <w:t xml:space="preserve"> {</w:t>
+      </w:r>
     </w:p>
     <w:p>
       <w:pPr>
@@ -19957,9 +19896,9 @@
             <w14:round/>
           </w14:textOutline>
         </w:rPr>
-        <w:t xml:space="preserve">nav </w:t>
-      </w:r>
-      <w:proofErr w:type="gramStart"/>
+        <w:t xml:space="preserve">    </w:t>
+      </w:r>
+      <w:proofErr w:type="spellStart"/>
       <w:r>
         <w:rPr>
           <w:color w:val="000000" w:themeColor="text1"/>
@@ -19976,9 +19915,9 @@
             <w14:round/>
           </w14:textOutline>
         </w:rPr>
-        <w:t>a:hover</w:t>
-      </w:r>
-      <w:proofErr w:type="gramEnd"/>
+        <w:t>color</w:t>
+      </w:r>
+      <w:proofErr w:type="spellEnd"/>
       <w:r>
         <w:rPr>
           <w:color w:val="000000" w:themeColor="text1"/>
@@ -19995,7 +19934,7 @@
             <w14:round/>
           </w14:textOutline>
         </w:rPr>
-        <w:t xml:space="preserve"> {</w:t>
+        <w:t>: #ffcc00;</w:t>
       </w:r>
     </w:p>
     <w:p>
@@ -20034,10 +19973,13 @@
             <w14:round/>
           </w14:textOutline>
         </w:rPr>
-        <w:t xml:space="preserve">    </w:t>
-      </w:r>
-      <w:proofErr w:type="spellStart"/>
-      <w:r>
+        <w:t>}</w:t>
+      </w:r>
+    </w:p>
+    <w:p>
+      <w:pPr>
+        <w:shd w:val="clear" w:color="auto" w:fill="FFFF00"/>
+        <w:spacing w:line="240" w:lineRule="auto"/>
         <w:rPr>
           <w:color w:val="000000" w:themeColor="text1"/>
           <w:sz w:val="20"/>
@@ -20053,10 +19995,12 @@
             <w14:round/>
           </w14:textOutline>
         </w:rPr>
-        <w:t>color</w:t>
-      </w:r>
-      <w:proofErr w:type="spellEnd"/>
-      <w:r>
+      </w:pPr>
+    </w:p>
+    <w:p>
+      <w:pPr>
+        <w:shd w:val="clear" w:color="auto" w:fill="FFFF00"/>
+        <w:spacing w:line="240" w:lineRule="auto"/>
         <w:rPr>
           <w:color w:val="000000" w:themeColor="text1"/>
           <w:sz w:val="20"/>
@@ -20072,13 +20016,8 @@
             <w14:round/>
           </w14:textOutline>
         </w:rPr>
-        <w:t>: #ffcc00;</w:t>
-      </w:r>
-    </w:p>
-    <w:p>
-      <w:pPr>
-        <w:shd w:val="clear" w:color="auto" w:fill="FFFF00"/>
-        <w:spacing w:line="240" w:lineRule="auto"/>
+      </w:pPr>
+      <w:r>
         <w:rPr>
           <w:color w:val="000000" w:themeColor="text1"/>
           <w:sz w:val="20"/>
@@ -20094,8 +20033,13 @@
             <w14:round/>
           </w14:textOutline>
         </w:rPr>
-      </w:pPr>
-      <w:r>
+        <w:t>/* Main Content Style */</w:t>
+      </w:r>
+    </w:p>
+    <w:p>
+      <w:pPr>
+        <w:shd w:val="clear" w:color="auto" w:fill="FFFF00"/>
+        <w:spacing w:line="240" w:lineRule="auto"/>
         <w:rPr>
           <w:color w:val="000000" w:themeColor="text1"/>
           <w:sz w:val="20"/>
@@ -20111,13 +20055,8 @@
             <w14:round/>
           </w14:textOutline>
         </w:rPr>
-        <w:t>}</w:t>
-      </w:r>
-    </w:p>
-    <w:p>
-      <w:pPr>
-        <w:shd w:val="clear" w:color="auto" w:fill="FFFF00"/>
-        <w:spacing w:line="240" w:lineRule="auto"/>
+      </w:pPr>
+      <w:r>
         <w:rPr>
           <w:color w:val="000000" w:themeColor="text1"/>
           <w:sz w:val="20"/>
@@ -20133,7 +20072,8 @@
             <w14:round/>
           </w14:textOutline>
         </w:rPr>
-      </w:pPr>
+        <w:t>main {</w:t>
+      </w:r>
     </w:p>
     <w:p>
       <w:pPr>
@@ -20171,7 +20111,7 @@
             <w14:round/>
           </w14:textOutline>
         </w:rPr>
-        <w:t>/* Main Content Style */</w:t>
+        <w:t xml:space="preserve">    padding: 20px;</w:t>
       </w:r>
     </w:p>
     <w:p>
@@ -20210,7 +20150,7 @@
             <w14:round/>
           </w14:textOutline>
         </w:rPr>
-        <w:t>main {</w:t>
+        <w:t xml:space="preserve">    text-align: center;</w:t>
       </w:r>
     </w:p>
     <w:p>
@@ -20249,7 +20189,7 @@
             <w14:round/>
           </w14:textOutline>
         </w:rPr>
-        <w:t xml:space="preserve">    padding: 20px;</w:t>
+        <w:t>}</w:t>
       </w:r>
     </w:p>
     <w:p>
@@ -20272,7 +20212,11 @@
           </w14:textOutline>
         </w:rPr>
       </w:pPr>
-      <w:r>
+    </w:p>
+    <w:p>
+      <w:pPr>
+        <w:shd w:val="clear" w:color="auto" w:fill="FFFF00"/>
+        <w:spacing w:line="240" w:lineRule="auto"/>
         <w:rPr>
           <w:color w:val="000000" w:themeColor="text1"/>
           <w:sz w:val="20"/>
@@ -20288,9 +20232,7 @@
             <w14:round/>
           </w14:textOutline>
         </w:rPr>
-        <w:t xml:space="preserve">    text-align: </w:t>
-      </w:r>
-      <w:proofErr w:type="spellStart"/>
+      </w:pPr>
       <w:r>
         <w:rPr>
           <w:color w:val="000000" w:themeColor="text1"/>
@@ -20307,10 +20249,13 @@
             <w14:round/>
           </w14:textOutline>
         </w:rPr>
-        <w:t>center</w:t>
-      </w:r>
-      <w:proofErr w:type="spellEnd"/>
-      <w:r>
+        <w:t>/* Footer Style */</w:t>
+      </w:r>
+    </w:p>
+    <w:p>
+      <w:pPr>
+        <w:shd w:val="clear" w:color="auto" w:fill="FFFF00"/>
+        <w:spacing w:line="240" w:lineRule="auto"/>
         <w:rPr>
           <w:color w:val="000000" w:themeColor="text1"/>
           <w:sz w:val="20"/>
@@ -20326,13 +20271,8 @@
             <w14:round/>
           </w14:textOutline>
         </w:rPr>
-        <w:t>;</w:t>
-      </w:r>
-    </w:p>
-    <w:p>
-      <w:pPr>
-        <w:shd w:val="clear" w:color="auto" w:fill="FFFF00"/>
-        <w:spacing w:line="240" w:lineRule="auto"/>
+      </w:pPr>
+      <w:r>
         <w:rPr>
           <w:color w:val="000000" w:themeColor="text1"/>
           <w:sz w:val="20"/>
@@ -20348,8 +20288,13 @@
             <w14:round/>
           </w14:textOutline>
         </w:rPr>
-      </w:pPr>
-      <w:r>
+        <w:t>footer {</w:t>
+      </w:r>
+    </w:p>
+    <w:p>
+      <w:pPr>
+        <w:shd w:val="clear" w:color="auto" w:fill="FFFF00"/>
+        <w:spacing w:line="240" w:lineRule="auto"/>
         <w:rPr>
           <w:color w:val="000000" w:themeColor="text1"/>
           <w:sz w:val="20"/>
@@ -20365,13 +20310,8 @@
             <w14:round/>
           </w14:textOutline>
         </w:rPr>
-        <w:t>}</w:t>
-      </w:r>
-    </w:p>
-    <w:p>
-      <w:pPr>
-        <w:shd w:val="clear" w:color="auto" w:fill="FFFF00"/>
-        <w:spacing w:line="240" w:lineRule="auto"/>
+      </w:pPr>
+      <w:r>
         <w:rPr>
           <w:color w:val="000000" w:themeColor="text1"/>
           <w:sz w:val="20"/>
@@ -20387,12 +20327,10 @@
             <w14:round/>
           </w14:textOutline>
         </w:rPr>
-      </w:pPr>
-    </w:p>
-    <w:p>
-      <w:pPr>
-        <w:shd w:val="clear" w:color="auto" w:fill="FFFF00"/>
-        <w:spacing w:line="240" w:lineRule="auto"/>
+        <w:t xml:space="preserve">    background-</w:t>
+      </w:r>
+      <w:proofErr w:type="spellStart"/>
+      <w:r>
         <w:rPr>
           <w:color w:val="000000" w:themeColor="text1"/>
           <w:sz w:val="20"/>
@@ -20408,7 +20346,9 @@
             <w14:round/>
           </w14:textOutline>
         </w:rPr>
-      </w:pPr>
+        <w:t>color</w:t>
+      </w:r>
+      <w:proofErr w:type="spellEnd"/>
       <w:r>
         <w:rPr>
           <w:color w:val="000000" w:themeColor="text1"/>
@@ -20425,7 +20365,7 @@
             <w14:round/>
           </w14:textOutline>
         </w:rPr>
-        <w:t>/* Footer Style */</w:t>
+        <w:t>: #333;</w:t>
       </w:r>
     </w:p>
     <w:p>
@@ -20464,13 +20404,10 @@
             <w14:round/>
           </w14:textOutline>
         </w:rPr>
-        <w:t>footer {</w:t>
-      </w:r>
-    </w:p>
-    <w:p>
-      <w:pPr>
-        <w:shd w:val="clear" w:color="auto" w:fill="FFFF00"/>
-        <w:spacing w:line="240" w:lineRule="auto"/>
+        <w:t xml:space="preserve">    </w:t>
+      </w:r>
+      <w:proofErr w:type="spellStart"/>
+      <w:r>
         <w:rPr>
           <w:color w:val="000000" w:themeColor="text1"/>
           <w:sz w:val="20"/>
@@ -20486,7 +20423,9 @@
             <w14:round/>
           </w14:textOutline>
         </w:rPr>
-      </w:pPr>
+        <w:t>color</w:t>
+      </w:r>
+      <w:proofErr w:type="spellEnd"/>
       <w:r>
         <w:rPr>
           <w:color w:val="000000" w:themeColor="text1"/>
@@ -20503,10 +20442,13 @@
             <w14:round/>
           </w14:textOutline>
         </w:rPr>
-        <w:t xml:space="preserve">    background-</w:t>
-      </w:r>
-      <w:proofErr w:type="spellStart"/>
-      <w:r>
+        <w:t>: white;</w:t>
+      </w:r>
+    </w:p>
+    <w:p>
+      <w:pPr>
+        <w:shd w:val="clear" w:color="auto" w:fill="FFFF00"/>
+        <w:spacing w:line="240" w:lineRule="auto"/>
         <w:rPr>
           <w:color w:val="000000" w:themeColor="text1"/>
           <w:sz w:val="20"/>
@@ -20522,9 +20464,7 @@
             <w14:round/>
           </w14:textOutline>
         </w:rPr>
-        <w:t>color</w:t>
-      </w:r>
-      <w:proofErr w:type="spellEnd"/>
+      </w:pPr>
       <w:r>
         <w:rPr>
           <w:color w:val="000000" w:themeColor="text1"/>
@@ -20541,161 +20481,7 @@
             <w14:round/>
           </w14:textOutline>
         </w:rPr>
-        <w:t>: #333;</w:t>
-      </w:r>
-    </w:p>
-    <w:p>
-      <w:pPr>
-        <w:shd w:val="clear" w:color="auto" w:fill="FFFF00"/>
-        <w:spacing w:line="240" w:lineRule="auto"/>
-        <w:rPr>
-          <w:color w:val="000000" w:themeColor="text1"/>
-          <w:sz w:val="20"/>
-          <w:szCs w:val="20"/>
-          <w14:shadow w14:blurRad="38100" w14:dist="19050" w14:dir="2700000" w14:sx="100000" w14:sy="100000" w14:kx="0" w14:ky="0" w14:algn="tl">
-            <w14:schemeClr w14:val="dk1">
-              <w14:alpha w14:val="60000"/>
-            </w14:schemeClr>
-          </w14:shadow>
-          <w14:textOutline w14:w="0" w14:cap="flat" w14:cmpd="sng" w14:algn="ctr">
-            <w14:noFill/>
-            <w14:prstDash w14:val="solid"/>
-            <w14:round/>
-          </w14:textOutline>
-        </w:rPr>
-      </w:pPr>
-      <w:r>
-        <w:rPr>
-          <w:color w:val="000000" w:themeColor="text1"/>
-          <w:sz w:val="20"/>
-          <w:szCs w:val="20"/>
-          <w14:shadow w14:blurRad="38100" w14:dist="19050" w14:dir="2700000" w14:sx="100000" w14:sy="100000" w14:kx="0" w14:ky="0" w14:algn="tl">
-            <w14:schemeClr w14:val="dk1">
-              <w14:alpha w14:val="60000"/>
-            </w14:schemeClr>
-          </w14:shadow>
-          <w14:textOutline w14:w="0" w14:cap="flat" w14:cmpd="sng" w14:algn="ctr">
-            <w14:noFill/>
-            <w14:prstDash w14:val="solid"/>
-            <w14:round/>
-          </w14:textOutline>
-        </w:rPr>
-        <w:t xml:space="preserve">    </w:t>
-      </w:r>
-      <w:proofErr w:type="spellStart"/>
-      <w:r>
-        <w:rPr>
-          <w:color w:val="000000" w:themeColor="text1"/>
-          <w:sz w:val="20"/>
-          <w:szCs w:val="20"/>
-          <w14:shadow w14:blurRad="38100" w14:dist="19050" w14:dir="2700000" w14:sx="100000" w14:sy="100000" w14:kx="0" w14:ky="0" w14:algn="tl">
-            <w14:schemeClr w14:val="dk1">
-              <w14:alpha w14:val="60000"/>
-            </w14:schemeClr>
-          </w14:shadow>
-          <w14:textOutline w14:w="0" w14:cap="flat" w14:cmpd="sng" w14:algn="ctr">
-            <w14:noFill/>
-            <w14:prstDash w14:val="solid"/>
-            <w14:round/>
-          </w14:textOutline>
-        </w:rPr>
-        <w:t>color</w:t>
-      </w:r>
-      <w:proofErr w:type="spellEnd"/>
-      <w:r>
-        <w:rPr>
-          <w:color w:val="000000" w:themeColor="text1"/>
-          <w:sz w:val="20"/>
-          <w:szCs w:val="20"/>
-          <w14:shadow w14:blurRad="38100" w14:dist="19050" w14:dir="2700000" w14:sx="100000" w14:sy="100000" w14:kx="0" w14:ky="0" w14:algn="tl">
-            <w14:schemeClr w14:val="dk1">
-              <w14:alpha w14:val="60000"/>
-            </w14:schemeClr>
-          </w14:shadow>
-          <w14:textOutline w14:w="0" w14:cap="flat" w14:cmpd="sng" w14:algn="ctr">
-            <w14:noFill/>
-            <w14:prstDash w14:val="solid"/>
-            <w14:round/>
-          </w14:textOutline>
-        </w:rPr>
-        <w:t>: white;</w:t>
-      </w:r>
-    </w:p>
-    <w:p>
-      <w:pPr>
-        <w:shd w:val="clear" w:color="auto" w:fill="FFFF00"/>
-        <w:spacing w:line="240" w:lineRule="auto"/>
-        <w:rPr>
-          <w:color w:val="000000" w:themeColor="text1"/>
-          <w:sz w:val="20"/>
-          <w:szCs w:val="20"/>
-          <w14:shadow w14:blurRad="38100" w14:dist="19050" w14:dir="2700000" w14:sx="100000" w14:sy="100000" w14:kx="0" w14:ky="0" w14:algn="tl">
-            <w14:schemeClr w14:val="dk1">
-              <w14:alpha w14:val="60000"/>
-            </w14:schemeClr>
-          </w14:shadow>
-          <w14:textOutline w14:w="0" w14:cap="flat" w14:cmpd="sng" w14:algn="ctr">
-            <w14:noFill/>
-            <w14:prstDash w14:val="solid"/>
-            <w14:round/>
-          </w14:textOutline>
-        </w:rPr>
-      </w:pPr>
-      <w:r>
-        <w:rPr>
-          <w:color w:val="000000" w:themeColor="text1"/>
-          <w:sz w:val="20"/>
-          <w:szCs w:val="20"/>
-          <w14:shadow w14:blurRad="38100" w14:dist="19050" w14:dir="2700000" w14:sx="100000" w14:sy="100000" w14:kx="0" w14:ky="0" w14:algn="tl">
-            <w14:schemeClr w14:val="dk1">
-              <w14:alpha w14:val="60000"/>
-            </w14:schemeClr>
-          </w14:shadow>
-          <w14:textOutline w14:w="0" w14:cap="flat" w14:cmpd="sng" w14:algn="ctr">
-            <w14:noFill/>
-            <w14:prstDash w14:val="solid"/>
-            <w14:round/>
-          </w14:textOutline>
-        </w:rPr>
-        <w:t xml:space="preserve">    text-align: </w:t>
-      </w:r>
-      <w:proofErr w:type="spellStart"/>
-      <w:r>
-        <w:rPr>
-          <w:color w:val="000000" w:themeColor="text1"/>
-          <w:sz w:val="20"/>
-          <w:szCs w:val="20"/>
-          <w14:shadow w14:blurRad="38100" w14:dist="19050" w14:dir="2700000" w14:sx="100000" w14:sy="100000" w14:kx="0" w14:ky="0" w14:algn="tl">
-            <w14:schemeClr w14:val="dk1">
-              <w14:alpha w14:val="60000"/>
-            </w14:schemeClr>
-          </w14:shadow>
-          <w14:textOutline w14:w="0" w14:cap="flat" w14:cmpd="sng" w14:algn="ctr">
-            <w14:noFill/>
-            <w14:prstDash w14:val="solid"/>
-            <w14:round/>
-          </w14:textOutline>
-        </w:rPr>
-        <w:t>center</w:t>
-      </w:r>
-      <w:proofErr w:type="spellEnd"/>
-      <w:r>
-        <w:rPr>
-          <w:color w:val="000000" w:themeColor="text1"/>
-          <w:sz w:val="20"/>
-          <w:szCs w:val="20"/>
-          <w14:shadow w14:blurRad="38100" w14:dist="19050" w14:dir="2700000" w14:sx="100000" w14:sy="100000" w14:kx="0" w14:ky="0" w14:algn="tl">
-            <w14:schemeClr w14:val="dk1">
-              <w14:alpha w14:val="60000"/>
-            </w14:schemeClr>
-          </w14:shadow>
-          <w14:textOutline w14:w="0" w14:cap="flat" w14:cmpd="sng" w14:algn="ctr">
-            <w14:noFill/>
-            <w14:prstDash w14:val="solid"/>
-            <w14:round/>
-          </w14:textOutline>
-        </w:rPr>
-        <w:t>;</w:t>
+        <w:t xml:space="preserve">    text-align: center;</w:t>
       </w:r>
     </w:p>
     <w:p>
